--- a/documents/module_action_plan.docx
+++ b/documents/module_action_plan.docx
@@ -318,17 +318,26 @@
           <w:p>
             <w:pPr>
               <w:rPr>
-                <w:bCs/>
-              </w:rPr>
-            </w:pPr>
-            <w:r>
-              <w:rPr>
                 <w:rFonts w:ascii="Arial" w:hAnsi="Arial"/>
                 <w:bCs/>
                 <w:sz w:val="20"/>
               </w:rPr>
+            </w:pPr>
+            <w:r>
+              <w:rPr>
+                <w:rFonts w:ascii="Arial" w:hAnsi="Arial"/>
+                <w:bCs/>
+                <w:sz w:val="20"/>
+              </w:rPr>
               <w:t>I will develop my skills through practical application, experimentation and trial and error, using the tools regularly throughout the module. I will apply the techniques I learn to relevant tasks and assignments, gradually building my knowledge and confidence. I will also work towards developing a final dashboard that brings together the skills I have acquired.</w:t>
             </w:r>
+          </w:p>
+          <w:p>
+            <w:pPr>
+              <w:rPr>
+                <w:bCs/>
+              </w:rPr>
+            </w:pPr>
           </w:p>
         </w:tc>
         <w:tc>
@@ -445,6 +454,7 @@
               <w:t>I will achieve this through independent research, regular study and active participation in discussions. I will engage with the module materials and explore practical examples to help reinforce my understanding. I will also use collaborative discussions to exchange ideas with peers, consider different perspectives and develop my understanding of challenging topics.</w:t>
             </w:r>
           </w:p>
+          <w:p/>
         </w:tc>
         <w:tc>
           <w:tcPr>
@@ -535,6 +545,7 @@
               <w:t>I want to develop a stronger understanding of the ethical considerations associated with data science and how these may influence its future development and application. This includes recognising the wider implications of data-related decisions, considering different perspectives and understanding the importance of ethical responsibility in both academic work and professional practice. I also want to become more aware of how ethical considerations influence my own research, writing and decision-making.</w:t>
             </w:r>
           </w:p>
+          <w:p/>
         </w:tc>
         <w:tc>
           <w:tcPr>
@@ -713,6 +724,7 @@
               <w:t>I will measure my progress through my level of engagement with peers, the quality of my contributions to collaborative discussions and my participation in team projects. Feedback from other students and tutors will help me identify areas for improvement. I will also reflect on my ability to communicate effectively, contribute to shared goals and work constructively with people who have different perspectives and approaches.</w:t>
             </w:r>
           </w:p>
+          <w:p/>
         </w:tc>
         <w:tc>
           <w:tcPr>
@@ -1218,6 +1230,7 @@
   <w:style w:type="character" w:default="1" w:styleId="DefaultParagraphFont">
     <w:name w:val="Default Paragraph Font"/>
     <w:uiPriority w:val="1"/>
+    <w:semiHidden/>
     <w:unhideWhenUsed/>
   </w:style>
   <w:style w:type="table" w:default="1" w:styleId="TableNormal">
@@ -1858,15 +1871,6 @@
 </file>
 
 <file path=customXml/item2.xml><?xml version="1.0" encoding="utf-8"?>
-<?mso-contentType ?>
-<FormTemplates xmlns="http://schemas.microsoft.com/sharepoint/v3/contenttype/forms">
-  <Display>DocumentLibraryForm</Display>
-  <Edit>DocumentLibraryForm</Edit>
-  <New>DocumentLibraryForm</New>
-</FormTemplates>
-</file>
-
-<file path=customXml/item3.xml><?xml version="1.0" encoding="utf-8"?>
 <p:properties xmlns:p="http://schemas.microsoft.com/office/2006/metadata/properties" xmlns:xsi="http://www.w3.org/2001/XMLSchema-instance" xmlns:pc="http://schemas.microsoft.com/office/infopath/2007/PartnerControls">
   <documentManagement>
     <TaxCatchAll xmlns="96d43ff4-439c-48c4-90ea-91ab791edce3" xsi:nil="true"/>
@@ -1875,6 +1879,15 @@
     </lcf76f155ced4ddcb4097134ff3c332f>
   </documentManagement>
 </p:properties>
+</file>
+
+<file path=customXml/item3.xml><?xml version="1.0" encoding="utf-8"?>
+<?mso-contentType ?>
+<FormTemplates xmlns="http://schemas.microsoft.com/sharepoint/v3/contenttype/forms">
+  <Display>DocumentLibraryForm</Display>
+  <Edit>DocumentLibraryForm</Edit>
+  <New>DocumentLibraryForm</New>
+</FormTemplates>
 </file>
 
 <file path=customXml/itemProps1.xml><?xml version="1.0" encoding="utf-8"?>
@@ -1898,14 +1911,6 @@
 </file>
 
 <file path=customXml/itemProps2.xml><?xml version="1.0" encoding="utf-8"?>
-<ds:datastoreItem xmlns:ds="http://schemas.openxmlformats.org/officeDocument/2006/customXml" ds:itemID="{8312A743-1328-45B8-B23B-14ADFF238F7A}">
-  <ds:schemaRefs>
-    <ds:schemaRef ds:uri="http://schemas.microsoft.com/sharepoint/v3/contenttype/forms"/>
-  </ds:schemaRefs>
-</ds:datastoreItem>
-</file>
-
-<file path=customXml/itemProps3.xml><?xml version="1.0" encoding="utf-8"?>
 <ds:datastoreItem xmlns:ds="http://schemas.openxmlformats.org/officeDocument/2006/customXml" ds:itemID="{5BEC434B-5F78-4AF6-9A04-7C9EE2C93421}">
   <ds:schemaRefs>
     <ds:schemaRef ds:uri="http://schemas.microsoft.com/office/2006/metadata/properties"/>
@@ -1914,4 +1919,12 @@
     <ds:schemaRef ds:uri="4f8a9c07-6fb1-4933-95cf-e7ea8c347c2b"/>
   </ds:schemaRefs>
 </ds:datastoreItem>
+</file>
+
+<file path=customXml/itemProps3.xml><?xml version="1.0" encoding="utf-8"?>
+<ds:datastoreItem xmlns:ds="http://schemas.openxmlformats.org/officeDocument/2006/customXml" ds:itemID="{8312A743-1328-45B8-B23B-14ADFF238F7A}">
+  <ds:schemaRefs>
+    <ds:schemaRef ds:uri="http://schemas.microsoft.com/sharepoint/v3/contenttype/forms"/>
+  </ds:schemaRefs>
+</ds:datastoreItem>
 </file>